--- a/MIMs-latest-en.docx
+++ b/MIMs-latest-en.docx
@@ -13450,6 +13450,20 @@
       </w:r>
     </w:p>
     <w:p>
+      <w:pPr>
+        <w:spacing w:before="40" w:after="80"/>
+      </w:pPr>
+      <w:r>
+        <w:rPr>
+          <w:b w:val="0"/>
+          <w:i w:val="0"/>
+          <w:color w:val="5A5A6E"/>
+          <w:sz w:val="17"/>
+        </w:rPr>
+        <w:t>An editable version of the table is at: https://marek-mraz.github.io/mims-procurement-checklist/</w:t>
+      </w:r>
+    </w:p>
+    <w:p>
       <w:r>
         <w:br w:type="page"/>
       </w:r>
@@ -14032,7 +14046,7 @@
           <w:color w:val="5A5A6E"/>
           <w:sz w:val="17"/>
         </w:rPr>
-        <w:t>v9.0.1 · 2026-09-18</w:t>
+        <w:t>v9.0.3 · 2026-09-18</w:t>
       </w:r>
     </w:p>
     <w:sectPr>
@@ -14060,7 +14074,7 @@
         <w:color w:val="5A5A6E"/>
         <w:sz w:val="16"/>
       </w:rPr>
-      <w:t xml:space="preserve">Procurement Checklist using the Minimal Interoperability Mechanisms (MIMs) · MIMs Plus 9.0 · v9.0.1 · 2026-09-18  ·  </w:t>
+      <w:t xml:space="preserve">Procurement Checklist using the Minimal Interoperability Mechanisms (MIMs) · MIMs Plus 9.0 · v9.0.3 · 2026-09-18  ·  </w:t>
     </w:r>
     <w:fldSimple w:instr="PAGE"/>
   </w:p>

--- a/MIMs-latest-en.docx
+++ b/MIMs-latest-en.docx
@@ -14046,7 +14046,7 @@
           <w:color w:val="5A5A6E"/>
           <w:sz w:val="17"/>
         </w:rPr>
-        <w:t>v9.0.3 · 2026-09-18</w:t>
+        <w:t>v9.0.4 · 2026-09-18</w:t>
       </w:r>
     </w:p>
     <w:sectPr>
@@ -14074,7 +14074,7 @@
         <w:color w:val="5A5A6E"/>
         <w:sz w:val="16"/>
       </w:rPr>
-      <w:t xml:space="preserve">Procurement Checklist using the Minimal Interoperability Mechanisms (MIMs) · MIMs Plus 9.0 · v9.0.3 · 2026-09-18  ·  </w:t>
+      <w:t xml:space="preserve">Procurement Checklist using the Minimal Interoperability Mechanisms (MIMs) · MIMs Plus 9.0 · v9.0.4 · 2026-09-18  ·  </w:t>
     </w:r>
     <w:fldSimple w:instr="PAGE"/>
   </w:p>

--- a/MIMs-latest-en.docx
+++ b/MIMs-latest-en.docx
@@ -2483,8 +2483,6 @@
                 <w:sz w:val="16"/>
               </w:rPr>
               <w:t>Access to information can be restricted</w:t>
-              <w:br/>
-              <w:t>Note of this booklet: the requirement has no code of its own in the specification. MIMs Plus 9.0 has nothing numbered MIM3.C5.R0 or MIM6.C1.R4; probably a leftover of an older numbering. The closest are MIM3 RC5.1–RC5.5 and MIM6 R1.1–R1.3.</w:t>
             </w:r>
           </w:p>
         </w:tc>
@@ -2518,8 +2516,6 @@
                 <w:sz w:val="16"/>
               </w:rPr>
               <w:t>If such restrictions are in place, they SHALL follow the requirements defined in MIM3 and MIM6, specifically: actor identification (MIM3.C5.R0), authorization and actor roles (MIM6.C1.R4), data asset-level policies (MIM6.C1.R4)</w:t>
-              <w:br/>
-              <w:t>Note of this booklet: the requirement has no code of its own in the specification. MIMs Plus 9.0 has nothing numbered MIM3.C5.R0 or MIM6.C1.R4; probably a leftover of an older numbering. The closest are MIM3 RC5.1–RC5.5 and MIM6 R1.1–R1.3.</w:t>
             </w:r>
           </w:p>
         </w:tc>
@@ -14046,7 +14042,7 @@
           <w:color w:val="5A5A6E"/>
           <w:sz w:val="17"/>
         </w:rPr>
-        <w:t>v9.0.4 · 2026-09-18</w:t>
+        <w:t>v9.0.5 · 2026-09-18</w:t>
       </w:r>
     </w:p>
     <w:sectPr>
@@ -14074,7 +14070,7 @@
         <w:color w:val="5A5A6E"/>
         <w:sz w:val="16"/>
       </w:rPr>
-      <w:t xml:space="preserve">Procurement Checklist using the Minimal Interoperability Mechanisms (MIMs) · MIMs Plus 9.0 · v9.0.4 · 2026-09-18  ·  </w:t>
+      <w:t xml:space="preserve">Procurement Checklist using the Minimal Interoperability Mechanisms (MIMs) · MIMs Plus 9.0 · v9.0.5 · 2026-09-18  ·  </w:t>
     </w:r>
     <w:fldSimple w:instr="PAGE"/>
   </w:p>

--- a/MIMs-latest-en.docx
+++ b/MIMs-latest-en.docx
@@ -14042,7 +14042,7 @@
           <w:color w:val="5A5A6E"/>
           <w:sz w:val="17"/>
         </w:rPr>
-        <w:t>v9.0.5 · 2026-09-18</w:t>
+        <w:t>v9.0.6 · 2026-09-18</w:t>
       </w:r>
     </w:p>
     <w:sectPr>
@@ -14070,7 +14070,7 @@
         <w:color w:val="5A5A6E"/>
         <w:sz w:val="16"/>
       </w:rPr>
-      <w:t xml:space="preserve">Procurement Checklist using the Minimal Interoperability Mechanisms (MIMs) · MIMs Plus 9.0 · v9.0.5 · 2026-09-18  ·  </w:t>
+      <w:t xml:space="preserve">Procurement Checklist using the Minimal Interoperability Mechanisms (MIMs) · MIMs Plus 9.0 · v9.0.6 · 2026-09-18  ·  </w:t>
     </w:r>
     <w:fldSimple w:instr="PAGE"/>
   </w:p>

--- a/MIMs-latest-en.docx
+++ b/MIMs-latest-en.docx
@@ -86,7 +86,7 @@
           <w:color w:val="003399"/>
           <w:sz w:val="52"/>
         </w:rPr>
-        <w:t>Procurement Checklist using the Minimal Interoperability Mechanisms (MIMs)</w:t>
+        <w:t>Procurement Checklist based on the Minimal Interoperability Mechanisms (MIMs)</w:t>
       </w:r>
     </w:p>
     <w:p>
@@ -101,7 +101,7 @@
           <w:color w:val="C2186F"/>
           <w:sz w:val="30"/>
         </w:rPr>
-        <w:t>What to put in a tender so your city keeps its data</w:t>
+        <w:t>What to specify in tender documents so the city retains control of its data</w:t>
       </w:r>
     </w:p>
     <w:p>
@@ -116,7 +116,7 @@
           <w:color w:val="5A5A6E"/>
           <w:sz w:val="22"/>
         </w:rPr>
-        <w:t>For MIMs Plus 9.0 by OASC</w:t>
+        <w:t>Specification: MIMs Plus 9.0 by OASC</w:t>
       </w:r>
     </w:p>
     <w:p>
@@ -131,7 +131,7 @@
           <w:color w:val="5A5A6E"/>
           <w:sz w:val="18"/>
         </w:rPr>
-        <w:t>For procurement officers, project managers and CIOs of European municipalities</w:t>
+        <w:t>For procurement officers, project managers and IT managers of European municipalities</w:t>
       </w:r>
     </w:p>
     <w:p>
@@ -165,7 +165,7 @@
           <w:color w:val="003399"/>
           <w:sz w:val="36"/>
         </w:rPr>
-        <w:t>Why this booklet</w:t>
+        <w:t>Purpose of this booklet</w:t>
       </w:r>
     </w:p>
     <w:p>
@@ -191,7 +191,7 @@
           <w:i w:val="0"/>
           <w:sz w:val="21"/>
         </w:rPr>
-        <w:t>It does not have to be this way. The Minimal Interoperability Mechanisms (MIMs), maintained by Open &amp; Agile Smart Cities (OASC) and endorsed through the European living-in.eu movement, describe the minimal technical requirements that keep your data open, reusable and vendor-neutral. They are deliberately small: not a grand architecture, just the few things that must be true so that systems can talk to each other.</w:t>
+        <w:t>It does not have to be this way. The Minimal Interoperability Mechanisms (MIMs), maintained by Open &amp; Agile Smart Cities (OASC) and endorsed through the European living-in.eu movement, describe the minimal technical requirements that keep your data open, reusable and vendor-neutral. They are deliberately small: not a large architecture, only the few conditions that must hold for systems to exchange data.</w:t>
       </w:r>
     </w:p>
     <w:p>
@@ -204,7 +204,7 @@
           <w:i w:val="0"/>
           <w:sz w:val="21"/>
         </w:rPr>
-        <w:t>You do not need to be an engineer to use them. Each checklist turns one MIM into plain-words checklist items you can copy into a tender, with the reason why each one protects you. Right after the checklist you find every requirement of that MIM, word for word, so your technical colleagues and your bidders can check the details.</w:t>
+        <w:t>No technical background is needed to use this booklet. Each checklist turns one MIM into plain-words checklist items you can copy into a tender, with the reason why each one protects you. Right after the checklist you find every requirement of that MIM, word for word, so your technical colleagues and your bidders can check the details.</w:t>
       </w:r>
     </w:p>
     <w:p>
@@ -839,7 +839,7 @@
                 <w:i w:val="0"/>
                 <w:sz w:val="19"/>
               </w:rPr>
-              <w:t>The checklist items say “must” even where the specification only recommends (should) or lists a candidate mechanism. That is the contracting authority’s decision.</w:t>
+              <w:t>The checklist items state each point as a requirement even where the specification only recommends (should) or lists a candidate mechanism. That is the contracting authority’s decision.</w:t>
             </w:r>
           </w:p>
         </w:tc>
@@ -888,7 +888,7 @@
           <w:i w:val="0"/>
           <w:sz w:val="21"/>
         </w:rPr>
-        <w:t>Seven small mechanisms, one goal: your data stays yours, and your systems can talk to each other.</w:t>
+        <w:t>Seven small mechanisms, one goal: the data stays under the city’s control and the systems work together.</w:t>
       </w:r>
     </w:p>
     <w:p>
@@ -1945,7 +1945,7 @@
                 <w:i w:val="0"/>
                 <w:sz w:val="18"/>
               </w:rPr>
-              <w:t>Per-request pricing for the city’s own data (see the clause “No per-seat / per-request fees”).</w:t>
+              <w:t>Per-request pricing for the city’s own data (see the clause “No fees for own data”).</w:t>
             </w:r>
           </w:p>
         </w:tc>
@@ -4324,7 +4324,7 @@
                 <w:i w:val="0"/>
                 <w:sz w:val="16"/>
               </w:rPr>
-              <w:t>The documentation of the data transport format should be sufficient to allow the creation of non-proprietary application or interpretor that is able to reconstruct all the data stored in such a data format.</w:t>
+              <w:t>The documentation of the data transport format should be sufficient to allow the creation of non-proprietary application or interpretor [sic] that is able to reconstruct all the data stored in such a data format.</w:t>
             </w:r>
           </w:p>
         </w:tc>
@@ -4575,7 +4575,7 @@
           <w:i w:val="0"/>
           <w:sz w:val="20"/>
         </w:rPr>
-        <w:t>Not all city data can be simply published: some is commercial, some sensitive. MIM3 is about sharing the rest anyway, safely: a catalogue people can search, licences from templates instead of bespoke legalese, and governance rules everyone can read. The specification words almost all of MIM3 as a recommendation (see p. 3).</w:t>
+        <w:t>Not all city data can be simply published: some is commercial, some sensitive. MIM3 is about sharing the rest anyway, safely: a catalogue people can search, licences from templates instead of bespoke legal text, and governance rules everyone can read. The specification words almost all of MIM3 as a recommendation (see p. 3).</w:t>
       </w:r>
     </w:p>
     <w:p>
@@ -4660,7 +4660,7 @@
           <w:i w:val="0"/>
           <w:sz w:val="20"/>
         </w:rPr>
-        <w:t>Terms and licences for data use come from well-known templates (e.g. open licences, standard data-sharing agreements), not bespoke legalese per dataset.</w:t>
+        <w:t>Terms and licences for data use come from well-known templates (e.g. open licences, standard data-sharing agreements), not bespoke legal text per dataset.</w:t>
       </w:r>
     </w:p>
     <w:p>
@@ -4674,7 +4674,7 @@
           <w:color w:val="5A5A6E"/>
           <w:sz w:val="18"/>
         </w:rPr>
-        <w:t xml:space="preserve">Agreements scale; lawyers don’t become the bottleneck.   </w:t>
+        <w:t xml:space="preserve">Agreements scale without case-by-case legal review.   </w:t>
       </w:r>
       <w:r>
         <w:rPr>
@@ -4875,7 +4875,7 @@
                 <w:i w:val="0"/>
                 <w:sz w:val="18"/>
               </w:rPr>
-              <w:t>The vendor claims rights over the city’s data (see the clause “Data ownership”).</w:t>
+              <w:t>The vendor claims rights over the city’s data (see the clause “Rights in the data”).</w:t>
             </w:r>
           </w:p>
           <w:p>
@@ -5993,7 +5993,7 @@
           <w:color w:val="003399"/>
           <w:sz w:val="36"/>
         </w:rPr>
-        <w:t>MIM6 · Is our data safe in transit and in use?</w:t>
+        <w:t>MIM6 · Is our data safe?</w:t>
       </w:r>
     </w:p>
     <w:p>
@@ -6237,7 +6237,7 @@
           <w:i w:val="0"/>
           <w:sz w:val="20"/>
         </w:rPr>
-        <w:t>The supplier must show alignment with ISO/IEC 27001:2022 (or equivalent) for the service they operate.</w:t>
+        <w:t>The bidder demonstrates alignment with ISO/IEC 27001:2022 (or equivalent) for the service they operate.</w:t>
       </w:r>
     </w:p>
     <w:p>
@@ -6356,7 +6356,7 @@
                 <w:i w:val="0"/>
                 <w:sz w:val="18"/>
               </w:rPr>
-              <w:t>When something goes wrong, the logs tell you what and who.</w:t>
+              <w:t>After an incident, the logs show what happened and who acted.</w:t>
             </w:r>
           </w:p>
         </w:tc>
@@ -8056,7 +8056,7 @@
           <w:i w:val="0"/>
           <w:sz w:val="20"/>
         </w:rPr>
-        <w:t>Outputs use standard formats (GeoJSON, CityJSON, 3D Tiles, NetCDF…) consumable by tools you don’t buy from this vendor.</w:t>
+        <w:t>Outputs use standard formats (GeoJSON, CityJSON, 3D Tiles, NetCDF…) readable by third-party tools.</w:t>
       </w:r>
     </w:p>
     <w:p>
@@ -9412,7 +9412,7 @@
           <w:color w:val="003399"/>
           <w:sz w:val="21"/>
         </w:rPr>
-        <w:t>X.3  No per-seat / per-request fees</w:t>
+        <w:t>X.3  No fees for own data</w:t>
       </w:r>
     </w:p>
     <w:p>
@@ -9425,7 +9425,7 @@
           <w:i w:val="0"/>
           <w:sz w:val="20"/>
         </w:rPr>
-        <w:t>No fees for the city accessing its own data.</w:t>
+        <w:t>The contracting authority pays no fee for access to its own data, neither per user nor per request.</w:t>
       </w:r>
     </w:p>
     <w:p>
@@ -9533,7 +9533,7 @@
           <w:i w:val="0"/>
           <w:sz w:val="20"/>
         </w:rPr>
-        <w:t>The tender names the standards above; “compatible with” claims must cite the exact interface and version. Every reference to a standard or technical specification accepts an equivalent solution; the bidder proves the equivalence.</w:t>
+        <w:t>The tender names specific standards; “compatible with” claims must cite the exact interface and version. Every reference to a standard or technical specification accepts an equivalent solution; the bidder proves the equivalence.</w:t>
       </w:r>
     </w:p>
     <w:p>
@@ -9601,7 +9601,7 @@
           <w:i w:val="0"/>
           <w:sz w:val="20"/>
         </w:rPr>
-        <w:t>Marked pages: MIM0, MIM1, MIM2, MIM6 and MIM7 (the data goes on a map). From MIM3 only item 3.1 (air-quality data is published as open data, so it belongs in a catalogue); not MIM8: this is no digital twin.</w:t>
+        <w:t>Marked pages: MIM0, MIM1, MIM2, MIM6 and MIM7 (the data goes on a map). From MIM3 only item 3.1 (air-quality data is published as open data, so it belongs in a catalogue); MIM8 does not apply: the system is not a digital twin.</w:t>
       </w:r>
     </w:p>
     <w:p>
@@ -9873,7 +9873,7 @@
                 <w:i w:val="0"/>
                 <w:sz w:val="18"/>
               </w:rPr>
-              <w:t>Exit clause, Data ownership, No per-seat / per-request fees, API stability and versioning; the completed compliance table as an annex</w:t>
+              <w:t>Exit clause, Rights in the data, No fees for own data, API stability and versioning; the completed compliance table as an annex</w:t>
             </w:r>
           </w:p>
         </w:tc>
@@ -10030,7 +10030,7 @@
           <w:i w:val="0"/>
           <w:sz w:val="19"/>
         </w:rPr>
-        <w:t>4.3.23 The bidder completes the compliance table (annex to the procurement documents) and gives the evidence for each required item. The bidder demonstrates points 4.3.1 to 4.3.21 with a live API call during the evaluation of tenders; the contracting authority tests them again at acceptance. Failing them is a reason to refuse acceptance.</w:t>
+        <w:t>4.3.23 The bidder completes the compliance table (annex to the procurement documents) and gives the evidence for each required item. During the evaluation of tenders the bidder demonstrates points 4.3.1 to 4.3.21 (for example with a live API call); a tender that fails a required point does not meet the requirements for the subject of the contract. The contracting authority tests the points again at acceptance; a failure then is a reason to refuse acceptance.</w:t>
       </w:r>
     </w:p>
     <w:p>
@@ -10404,7 +10404,7 @@
           <w:color w:val="5A5A6E"/>
           <w:sz w:val="18"/>
         </w:rPr>
-        <w:t>A promise for the future is N: the committee verifies only what the bidder can show.</w:t>
+        <w:t>A promise of future functionality counts as N: the committee verifies only what the bidder can show. For a required item, N means the tender does not meet the requirements for the subject of the contract.</w:t>
       </w:r>
     </w:p>
     <w:p>
@@ -12053,7 +12053,7 @@
                 <w:color w:val="FFFFFF"/>
                 <w:sz w:val="17"/>
               </w:rPr>
-              <w:t>MIM6 · Is our data safe in transit and in use?</w:t>
+              <w:t>MIM6 · Is our data safe?</w:t>
             </w:r>
           </w:p>
         </w:tc>
@@ -13761,7 +13761,7 @@
           <w:i w:val="0"/>
           <w:sz w:val="20"/>
         </w:rPr>
-        <w:t>A technical rule anyone may read and implement without paying or asking permission.</w:t>
+        <w:t>A technical rule anyone may read and implement free of charge and without special permission.</w:t>
       </w:r>
     </w:p>
     <w:p>
@@ -13849,7 +13849,7 @@
           <w:i w:val="0"/>
           <w:sz w:val="20"/>
         </w:rPr>
-        <w:t>When leaving a supplier costs so much — in data, formats or fees — that you effectively cannot.</w:t>
+        <w:t>A state in which the cost of data, formats or fees makes a change of supplier practically impossible.</w:t>
       </w:r>
     </w:p>
     <w:p>
@@ -14042,7 +14042,7 @@
           <w:color w:val="5A5A6E"/>
           <w:sz w:val="17"/>
         </w:rPr>
-        <w:t>v9.0.6 · 2026-09-18</w:t>
+        <w:t>v9.0.7 · 2026-09-19</w:t>
       </w:r>
     </w:p>
     <w:sectPr>
@@ -14070,7 +14070,7 @@
         <w:color w:val="5A5A6E"/>
         <w:sz w:val="16"/>
       </w:rPr>
-      <w:t xml:space="preserve">Procurement Checklist using the Minimal Interoperability Mechanisms (MIMs) · MIMs Plus 9.0 · v9.0.6 · 2026-09-18  ·  </w:t>
+      <w:t xml:space="preserve">Procurement Checklist based on the Minimal Interoperability Mechanisms (MIMs) · MIMs Plus 9.0 · v9.0.7 · 2026-09-19  ·  </w:t>
     </w:r>
     <w:fldSimple w:instr="PAGE"/>
   </w:p>
